--- a/可视化技术作业/实验2/202300130183-宋浩宇-实验2.docx
+++ b/可视化技术作业/实验2/202300130183-宋浩宇-实验2.docx
@@ -103,10 +103,10 @@
         </w:tblCellMar>
       </w:tblPr>
       <w:tblGrid>
-        <w:gridCol w:w="2448"/>
-        <w:gridCol w:w="1771"/>
-        <w:gridCol w:w="1289"/>
-        <w:gridCol w:w="4239"/>
+        <w:gridCol w:w="3067"/>
+        <w:gridCol w:w="1687"/>
+        <w:gridCol w:w="1220"/>
+        <w:gridCol w:w="3880"/>
       </w:tblGrid>
       <w:tr>
         <w:tblPrEx>
@@ -689,12 +689,198 @@
             <w:pPr>
               <w:bidi w:val="0"/>
               <w:rPr>
+                <w:rFonts w:hint="eastAsia"/>
+                <w:lang w:val="en-US" w:eastAsia="zh-CN"/>
+              </w:rPr>
+            </w:pPr>
+            <w:r>
+              <w:rPr>
+                <w:rFonts w:hint="eastAsia"/>
+                <w:lang w:val="en-US" w:eastAsia="zh-CN"/>
+              </w:rPr>
+              <w:t>我使用的数据是世界贫困人口总数统计，由world bank统计出来的。</w:t>
+            </w:r>
+          </w:p>
+          <w:p>
+            <w:pPr>
+              <w:bidi w:val="0"/>
+              <w:rPr>
                 <w:rFonts w:hint="default"/>
                 <w:lang w:val="en-US" w:eastAsia="zh-CN"/>
               </w:rPr>
             </w:pPr>
-            <w:bookmarkStart w:id="0" w:name="_GoBack"/>
-            <w:bookmarkEnd w:id="0"/>
+            <w:r>
+              <w:rPr>
+                <w:rFonts w:hint="eastAsia"/>
+                <w:lang w:val="en-US" w:eastAsia="zh-CN"/>
+              </w:rPr>
+              <w:t>首先考虑一下常规的可视化，只需要做一个基于世界地图的热力图，并且做好数值和颜色的线性映射就好了，我们的表名也只需正常的叫做世界贫困人口分布图即可。我还加上了鼠标移入显示悬浮框，在里边显示国家名、贫困人口数、数据时间。</w:t>
+            </w:r>
+          </w:p>
+          <w:p>
+            <w:pPr>
+              <w:bidi w:val="0"/>
+              <w:rPr>
+                <w:rFonts w:hint="eastAsia"/>
+                <w:lang w:val="en-US" w:eastAsia="zh-CN"/>
+              </w:rPr>
+            </w:pPr>
+            <w:r>
+              <w:rPr>
+                <w:rFonts w:hint="eastAsia"/>
+                <w:lang w:val="en-US" w:eastAsia="zh-CN"/>
+              </w:rPr>
+              <w:t>但是如果我们想做欺骗可视化，需要做什么呢。</w:t>
+            </w:r>
+          </w:p>
+          <w:p>
+            <w:pPr>
+              <w:bidi w:val="0"/>
+              <w:rPr>
+                <w:rFonts w:hint="eastAsia"/>
+                <w:lang w:val="en-US" w:eastAsia="zh-CN"/>
+              </w:rPr>
+            </w:pPr>
+            <w:r>
+              <w:rPr>
+                <w:rFonts w:hint="eastAsia"/>
+                <w:lang w:val="en-US" w:eastAsia="zh-CN"/>
+              </w:rPr>
+              <w:t>OK首先确认要欺骗什么，我首先想到要不要让图表看上去只有中国不贫困，而世界其他国家都贫困，又或者只有中国看着贫困，其他国家看着都不贫困。但这样有些政治敏感，于是，我就想找点儿大家一眼就觉得是乐子的国家，本来想用朝鲜，但是朝鲜不向世界银行公开数据，所以我就锁定了印度。</w:t>
+            </w:r>
+          </w:p>
+          <w:p>
+            <w:pPr>
+              <w:bidi w:val="0"/>
+              <w:rPr>
+                <w:rFonts w:hint="eastAsia"/>
+                <w:lang w:val="en-US" w:eastAsia="zh-CN"/>
+              </w:rPr>
+            </w:pPr>
+            <w:r>
+              <w:rPr>
+                <w:rFonts w:hint="eastAsia"/>
+                <w:lang w:val="en-US" w:eastAsia="zh-CN"/>
+              </w:rPr>
+              <w:t>我主要从以下三个方面入手：</w:t>
+            </w:r>
+          </w:p>
+          <w:p>
+            <w:pPr>
+              <w:numPr>
+                <w:ilvl w:val="0"/>
+                <w:numId w:val="1"/>
+              </w:numPr>
+              <w:bidi w:val="0"/>
+              <w:rPr>
+                <w:rFonts w:hint="default"/>
+                <w:lang w:val="en-US" w:eastAsia="zh-CN"/>
+              </w:rPr>
+            </w:pPr>
+            <w:r>
+              <w:rPr>
+                <w:rFonts w:hint="eastAsia"/>
+                <w:lang w:val="en-US" w:eastAsia="zh-CN"/>
+              </w:rPr>
+              <w:t>颜色映射</w:t>
+            </w:r>
+          </w:p>
+          <w:p>
+            <w:pPr>
+              <w:numPr>
+                <w:ilvl w:val="0"/>
+                <w:numId w:val="1"/>
+              </w:numPr>
+              <w:bidi w:val="0"/>
+              <w:rPr>
+                <w:rFonts w:hint="default"/>
+                <w:lang w:val="en-US" w:eastAsia="zh-CN"/>
+              </w:rPr>
+            </w:pPr>
+            <w:r>
+              <w:rPr>
+                <w:rFonts w:hint="eastAsia"/>
+                <w:lang w:val="en-US" w:eastAsia="zh-CN"/>
+              </w:rPr>
+              <w:t>图表标题</w:t>
+            </w:r>
+          </w:p>
+          <w:p>
+            <w:pPr>
+              <w:numPr>
+                <w:ilvl w:val="0"/>
+                <w:numId w:val="1"/>
+              </w:numPr>
+              <w:bidi w:val="0"/>
+              <w:rPr>
+                <w:rFonts w:hint="default"/>
+                <w:lang w:val="en-US" w:eastAsia="zh-CN"/>
+              </w:rPr>
+            </w:pPr>
+            <w:r>
+              <w:rPr>
+                <w:rFonts w:hint="eastAsia"/>
+                <w:lang w:val="en-US" w:eastAsia="zh-CN"/>
+              </w:rPr>
+              <w:t>悬浮框的详细数据</w:t>
+            </w:r>
+          </w:p>
+          <w:p>
+            <w:pPr>
+              <w:numPr>
+                <w:numId w:val="0"/>
+              </w:numPr>
+              <w:bidi w:val="0"/>
+              <w:rPr>
+                <w:rFonts w:hint="eastAsia"/>
+                <w:lang w:val="en-US" w:eastAsia="zh-CN"/>
+              </w:rPr>
+            </w:pPr>
+            <w:r>
+              <w:rPr>
+                <w:rFonts w:hint="eastAsia"/>
+                <w:lang w:val="en-US" w:eastAsia="zh-CN"/>
+              </w:rPr>
+              <w:t>首先说图表标题，我把图表标题命名为了世界贫困严重程度分布图，这误导观看者的注意力在抽象的“严重程度”，而不是具体数据上。</w:t>
+            </w:r>
+          </w:p>
+          <w:p>
+            <w:pPr>
+              <w:numPr>
+                <w:numId w:val="0"/>
+              </w:numPr>
+              <w:bidi w:val="0"/>
+              <w:rPr>
+                <w:rFonts w:hint="eastAsia"/>
+                <w:lang w:val="en-US" w:eastAsia="zh-CN"/>
+              </w:rPr>
+            </w:pPr>
+            <w:r>
+              <w:rPr>
+                <w:rFonts w:hint="eastAsia"/>
+                <w:lang w:val="en-US" w:eastAsia="zh-CN"/>
+              </w:rPr>
+              <w:t>然后我更改了颜色映射，首先将蓝色色系改成了红色色系，这会让人直观上更觉得严重。并且将颜色映射换成了反直觉的越浅越严重，然后我将线性映射改成了非线性（指数）映射，这样就使得印度会映射到一个相当高的数值，而其他的国家，要么会因为贫困人口小于一百万而映射到更小的数值，要么变大也不会变得很大，这样一来由非线性映射得到的印度的值远超其他国家，最终导致的也是印度的颜色远浅于其他国家。</w:t>
+            </w:r>
+          </w:p>
+          <w:p>
+            <w:pPr>
+              <w:numPr>
+                <w:numId w:val="0"/>
+              </w:numPr>
+              <w:bidi w:val="0"/>
+              <w:rPr>
+                <w:rFonts w:hint="default"/>
+                <w:lang w:val="en-US" w:eastAsia="zh-CN"/>
+              </w:rPr>
+            </w:pPr>
+            <w:r>
+              <w:rPr>
+                <w:rFonts w:hint="eastAsia"/>
+                <w:lang w:val="en-US" w:eastAsia="zh-CN"/>
+              </w:rPr>
+              <w:t>最后是悬浮框的详细数据，原本的图中所有国家的贫困人口数都是以百万为单位的，我把它改成了，除了印度以外所有国家都显示具体数字，即以1为单位，然后只有印度以百万为单位，并且，这个百万我还用m来写，更不容易吸引注意力，这样看上去就好像印度只有几千贫困人口，而其他国家都是几百万。</w:t>
+            </w:r>
           </w:p>
         </w:tc>
       </w:tr>
@@ -755,6 +941,51 @@
                 <w:szCs w:val="20"/>
               </w:rPr>
             </w:pPr>
+            <w:r>
+              <w:drawing>
+                <wp:inline distT="0" distB="0" distL="114300" distR="114300">
+                  <wp:extent cx="6115050" cy="8150225"/>
+                  <wp:effectExtent l="0" t="0" r="6350" b="3175"/>
+                  <wp:docPr id="1" name="图片 1"/>
+                  <wp:cNvGraphicFramePr>
+                    <a:graphicFrameLocks xmlns:a="http://schemas.openxmlformats.org/drawingml/2006/main" noChangeAspect="1"/>
+                  </wp:cNvGraphicFramePr>
+                  <a:graphic xmlns:a="http://schemas.openxmlformats.org/drawingml/2006/main">
+                    <a:graphicData uri="http://schemas.openxmlformats.org/drawingml/2006/picture">
+                      <pic:pic xmlns:pic="http://schemas.openxmlformats.org/drawingml/2006/picture">
+                        <pic:nvPicPr>
+                          <pic:cNvPr id="1" name="图片 1"/>
+                          <pic:cNvPicPr>
+                            <a:picLocks noChangeAspect="1"/>
+                          </pic:cNvPicPr>
+                        </pic:nvPicPr>
+                        <pic:blipFill>
+                          <a:blip r:embed="rId4"/>
+                          <a:stretch>
+                            <a:fillRect/>
+                          </a:stretch>
+                        </pic:blipFill>
+                        <pic:spPr>
+                          <a:xfrm>
+                            <a:off x="0" y="0"/>
+                            <a:ext cx="6115050" cy="8150225"/>
+                          </a:xfrm>
+                          <a:prstGeom prst="rect">
+                            <a:avLst/>
+                          </a:prstGeom>
+                          <a:noFill/>
+                          <a:ln>
+                            <a:noFill/>
+                          </a:ln>
+                        </pic:spPr>
+                      </pic:pic>
+                    </a:graphicData>
+                  </a:graphic>
+                </wp:inline>
+              </w:drawing>
+            </w:r>
+            <w:bookmarkStart w:id="0" w:name="_GoBack"/>
+            <w:bookmarkEnd w:id="0"/>
           </w:p>
         </w:tc>
       </w:tr>
@@ -775,6 +1006,26 @@
     </w:sectPr>
   </w:body>
 </w:document>
+</file>
+
+<file path=word/numbering.xml><?xml version="1.0" encoding="utf-8"?>
+<w:numbering xmlns:wpc="http://schemas.microsoft.com/office/word/2010/wordprocessingCanvas" xmlns:mc="http://schemas.openxmlformats.org/markup-compatibility/2006" xmlns:o="urn:schemas-microsoft-com:office:office" xmlns:r="http://schemas.openxmlformats.org/officeDocument/2006/relationships" xmlns:m="http://schemas.openxmlformats.org/officeDocument/2006/math" xmlns:v="urn:schemas-microsoft-com:vml" xmlns:wp14="http://schemas.microsoft.com/office/word/2010/wordprocessingDrawing" xmlns:wp="http://schemas.openxmlformats.org/drawingml/2006/wordprocessingDrawing" xmlns:w10="urn:schemas-microsoft-com:office:word" xmlns:w="http://schemas.openxmlformats.org/wordprocessingml/2006/main" xmlns:w14="http://schemas.microsoft.com/office/word/2010/wordml" xmlns:wpg="http://schemas.microsoft.com/office/word/2010/wordprocessingGroup" xmlns:wpi="http://schemas.microsoft.com/office/word/2010/wordprocessingInk" xmlns:wne="http://schemas.microsoft.com/office/word/2006/wordml" xmlns:wps="http://schemas.microsoft.com/office/word/2010/wordprocessingShape" xmlns:wpsCustomData="http://www.wps.cn/officeDocument/2013/wpsCustomData" mc:Ignorable="w14 wp14">
+  <w:abstractNum w:abstractNumId="0">
+    <w:nsid w:val="7084AC92"/>
+    <w:multiLevelType w:val="singleLevel"/>
+    <w:tmpl w:val="7084AC92"/>
+    <w:lvl w:ilvl="0" w:tentative="0">
+      <w:start w:val="1"/>
+      <w:numFmt w:val="decimal"/>
+      <w:suff w:val="space"/>
+      <w:lvlText w:val="%1."/>
+      <w:lvlJc w:val="left"/>
+    </w:lvl>
+  </w:abstractNum>
+  <w:num w:numId="1">
+    <w:abstractNumId w:val="0"/>
+  </w:num>
+</w:numbering>
 </file>
 
 <file path=word/styles.xml><?xml version="1.0" encoding="utf-8"?>
